--- a/docs/MATOOL-Middleware-Hub_Status-und-Freigabe.docx
+++ b/docs/MATOOL-Middleware-Hub_Status-und-Freigabe.docx
@@ -1817,7 +1817,10 @@
     </w:p>
     <w:p>
       <w:pPr>
-        <w:spacing w:after="0" w:line="252" w:lineRule="auto"/>
+        <w:spacing w:line="252" w:lineRule="auto"/>
+        <w:rPr>
+          <w:lang w:val="de-DE"/>
+        </w:rPr>
       </w:pPr>
       <w:r>
         <w:rPr>
@@ -1825,7 +1828,25 @@
           <w:color w:val="5B6573"/>
           <w:sz w:val="19"/>
         </w:rPr>
-        <w:t xml:space="preserve">Cloudflare-Preise: </w:t>
+        <w:t>Cloudflare-</w:t>
+      </w:r>
+      <w:proofErr w:type="spellStart"/>
+      <w:r>
+        <w:rPr>
+          <w:b/>
+          <w:color w:val="5B6573"/>
+          <w:sz w:val="19"/>
+        </w:rPr>
+        <w:t>Preise</w:t>
+      </w:r>
+      <w:proofErr w:type="spellEnd"/>
+      <w:r>
+        <w:rPr>
+          <w:b/>
+          <w:color w:val="5B6573"/>
+          <w:sz w:val="19"/>
+        </w:rPr>
+        <w:t xml:space="preserve">: </w:t>
       </w:r>
       <w:hyperlink r:id="rId10">
         <w:r>
@@ -1837,6 +1858,597 @@
           <w:t>developers.cloudflare.com/workers/platform/pricing/</w:t>
         </w:r>
       </w:hyperlink>
+      <w:r>
+        <w:br/>
+      </w:r>
+      <w:r>
+        <w:rPr>
+          <w:b/>
+          <w:bCs/>
+          <w:lang w:val="de-DE"/>
+        </w:rPr>
+        <w:br/>
+      </w:r>
+      <w:r>
+        <w:rPr>
+          <w:b/>
+          <w:bCs/>
+          <w:lang w:val="de-DE"/>
+        </w:rPr>
+        <w:br/>
+      </w:r>
+      <w:r>
+        <w:rPr>
+          <w:b/>
+          <w:bCs/>
+          <w:lang w:val="de-DE"/>
+        </w:rPr>
+        <w:br/>
+      </w:r>
+      <w:r>
+        <w:rPr>
+          <w:b/>
+          <w:bCs/>
+          <w:lang w:val="de-DE"/>
+        </w:rPr>
+        <w:br/>
+      </w:r>
+      <w:r>
+        <w:rPr>
+          <w:b/>
+          <w:bCs/>
+          <w:lang w:val="de-DE"/>
+        </w:rPr>
+        <w:br/>
+      </w:r>
+      <w:r>
+        <w:rPr>
+          <w:b/>
+          <w:bCs/>
+          <w:lang w:val="de-DE"/>
+        </w:rPr>
+        <w:br/>
+      </w:r>
+      <w:r>
+        <w:rPr>
+          <w:b/>
+          <w:bCs/>
+          <w:lang w:val="de-DE"/>
+        </w:rPr>
+        <w:br/>
+      </w:r>
+      <w:r>
+        <w:rPr>
+          <w:b/>
+          <w:bCs/>
+          <w:lang w:val="de-DE"/>
+        </w:rPr>
+        <w:br/>
+      </w:r>
+      <w:r>
+        <w:rPr>
+          <w:b/>
+          <w:bCs/>
+          <w:lang w:val="de-DE"/>
+        </w:rPr>
+        <w:br/>
+      </w:r>
+      <w:r>
+        <w:rPr>
+          <w:b/>
+          <w:bCs/>
+          <w:lang w:val="de-DE"/>
+        </w:rPr>
+        <w:br/>
+      </w:r>
+      <w:r>
+        <w:rPr>
+          <w:b/>
+          <w:bCs/>
+          <w:lang w:val="de-DE"/>
+        </w:rPr>
+        <w:br/>
+      </w:r>
+      <w:r>
+        <w:rPr>
+          <w:b/>
+          <w:bCs/>
+          <w:lang w:val="de-DE"/>
+        </w:rPr>
+        <w:br/>
+      </w:r>
+      <w:r>
+        <w:rPr>
+          <w:b/>
+          <w:bCs/>
+          <w:lang w:val="de-DE"/>
+        </w:rPr>
+        <w:br/>
+      </w:r>
+      <w:r>
+        <w:rPr>
+          <w:b/>
+          <w:bCs/>
+          <w:lang w:val="de-DE"/>
+        </w:rPr>
+        <w:br/>
+      </w:r>
+      <w:r>
+        <w:rPr>
+          <w:b/>
+          <w:bCs/>
+          <w:lang w:val="de-DE"/>
+        </w:rPr>
+        <w:br/>
+      </w:r>
+      <w:r>
+        <w:rPr>
+          <w:b/>
+          <w:bCs/>
+          <w:lang w:val="de-DE"/>
+        </w:rPr>
+        <w:br/>
+      </w:r>
+      <w:r>
+        <w:rPr>
+          <w:b/>
+          <w:bCs/>
+          <w:lang w:val="de-DE"/>
+        </w:rPr>
+        <w:br/>
+      </w:r>
+      <w:r>
+        <w:rPr>
+          <w:b/>
+          <w:bCs/>
+          <w:lang w:val="de-DE"/>
+        </w:rPr>
+        <w:br/>
+      </w:r>
+      <w:r>
+        <w:rPr>
+          <w:b/>
+          <w:bCs/>
+          <w:lang w:val="de-DE"/>
+        </w:rPr>
+        <w:br/>
+      </w:r>
+      <w:r>
+        <w:rPr>
+          <w:b/>
+          <w:bCs/>
+          <w:lang w:val="de-DE"/>
+        </w:rPr>
+        <w:br/>
+      </w:r>
+      <w:r>
+        <w:rPr>
+          <w:b/>
+          <w:bCs/>
+          <w:lang w:val="de-DE"/>
+        </w:rPr>
+        <w:br/>
+      </w:r>
+      <w:r>
+        <w:rPr>
+          <w:b/>
+          <w:bCs/>
+          <w:lang w:val="de-DE"/>
+        </w:rPr>
+        <w:lastRenderedPageBreak/>
+        <w:t>1</w:t>
+      </w:r>
+      <w:r>
+        <w:rPr>
+          <w:lang w:val="de-DE"/>
+        </w:rPr>
+        <w:t>. Cloudflare Workers Paid buchen (~5 $/Monat). Das ist der größte Hebel und blockiert gleich drei Dinge:</w:t>
+      </w:r>
+    </w:p>
+    <w:p>
+      <w:pPr>
+        <w:numPr>
+          <w:ilvl w:val="0"/>
+          <w:numId w:val="2"/>
+        </w:numPr>
+        <w:spacing w:after="0" w:line="252" w:lineRule="auto"/>
+        <w:rPr>
+          <w:lang w:val="de-DE"/>
+        </w:rPr>
+      </w:pPr>
+      <w:r>
+        <w:rPr>
+          <w:lang w:val="de-DE"/>
+        </w:rPr>
+        <w:t>Läufe brechen mit </w:t>
+      </w:r>
+      <w:proofErr w:type="spellStart"/>
+      <w:r>
+        <w:rPr>
+          <w:lang w:val="de-DE"/>
+        </w:rPr>
+        <w:t>exceededCpu</w:t>
+      </w:r>
+      <w:proofErr w:type="spellEnd"/>
+      <w:r>
+        <w:rPr>
+          <w:lang w:val="de-DE"/>
+        </w:rPr>
+        <w:t> ab, bevor alle Bereiche durch sind</w:t>
+      </w:r>
+    </w:p>
+    <w:p>
+      <w:pPr>
+        <w:numPr>
+          <w:ilvl w:val="0"/>
+          <w:numId w:val="2"/>
+        </w:numPr>
+        <w:spacing w:after="0" w:line="252" w:lineRule="auto"/>
+        <w:rPr>
+          <w:lang w:val="de-DE"/>
+        </w:rPr>
+      </w:pPr>
+      <w:r>
+        <w:rPr>
+          <w:lang w:val="de-DE"/>
+        </w:rPr>
+        <w:t xml:space="preserve">Ohne Paid keine </w:t>
+      </w:r>
+      <w:proofErr w:type="spellStart"/>
+      <w:r>
+        <w:rPr>
+          <w:lang w:val="de-DE"/>
+        </w:rPr>
+        <w:t>Pagination</w:t>
+      </w:r>
+      <w:proofErr w:type="spellEnd"/>
+      <w:r>
+        <w:rPr>
+          <w:lang w:val="de-DE"/>
+        </w:rPr>
+        <w:t xml:space="preserve"> (50 statt 1.000 </w:t>
+      </w:r>
+      <w:proofErr w:type="spellStart"/>
+      <w:r>
+        <w:rPr>
+          <w:lang w:val="de-DE"/>
+        </w:rPr>
+        <w:t>Subrequests</w:t>
+      </w:r>
+      <w:proofErr w:type="spellEnd"/>
+      <w:r>
+        <w:rPr>
+          <w:lang w:val="de-DE"/>
+        </w:rPr>
+        <w:t>) → wir sehen nur die erste Seite je Bereich</w:t>
+      </w:r>
+    </w:p>
+    <w:p>
+      <w:pPr>
+        <w:numPr>
+          <w:ilvl w:val="0"/>
+          <w:numId w:val="2"/>
+        </w:numPr>
+        <w:spacing w:after="0" w:line="252" w:lineRule="auto"/>
+        <w:rPr>
+          <w:lang w:val="de-DE"/>
+        </w:rPr>
+      </w:pPr>
+      <w:r>
+        <w:rPr>
+          <w:lang w:val="de-DE"/>
+        </w:rPr>
+        <w:t>Erst danach lässt sich das CPU-Limit setzen; die Zeile liegt vorbereitet als Kommentar in </w:t>
+      </w:r>
+      <w:proofErr w:type="spellStart"/>
+      <w:proofErr w:type="gramStart"/>
+      <w:r>
+        <w:rPr>
+          <w:lang w:val="de-DE"/>
+        </w:rPr>
+        <w:t>wrangler.jsonc</w:t>
+      </w:r>
+      <w:proofErr w:type="spellEnd"/>
+      <w:proofErr w:type="gramEnd"/>
+    </w:p>
+    <w:p>
+      <w:pPr>
+        <w:spacing w:after="0" w:line="252" w:lineRule="auto"/>
+        <w:rPr>
+          <w:b/>
+          <w:bCs/>
+          <w:lang w:val="de-DE"/>
+        </w:rPr>
+      </w:pPr>
+      <w:r>
+        <w:rPr>
+          <w:b/>
+          <w:bCs/>
+          <w:lang w:val="de-DE"/>
+        </w:rPr>
+        <w:t>Datenqualität — die eigentliche Lücke</w:t>
+      </w:r>
+    </w:p>
+    <w:p>
+      <w:pPr>
+        <w:spacing w:after="0" w:line="252" w:lineRule="auto"/>
+        <w:rPr>
+          <w:lang w:val="de-DE"/>
+        </w:rPr>
+      </w:pPr>
+      <w:r>
+        <w:rPr>
+          <w:lang w:val="de-DE"/>
+        </w:rPr>
+        <w:t xml:space="preserve">3. </w:t>
+      </w:r>
+      <w:proofErr w:type="spellStart"/>
+      <w:r>
+        <w:rPr>
+          <w:lang w:val="de-DE"/>
+        </w:rPr>
+        <w:t>Pagination</w:t>
+      </w:r>
+      <w:proofErr w:type="spellEnd"/>
+      <w:r>
+        <w:rPr>
+          <w:lang w:val="de-DE"/>
+        </w:rPr>
+        <w:t xml:space="preserve"> fehlt. MATOOL zeigt 30 Zeilen je Seite, geblättert wird über &amp;</w:t>
+      </w:r>
+      <w:proofErr w:type="spellStart"/>
+      <w:r>
+        <w:rPr>
+          <w:lang w:val="de-DE"/>
+        </w:rPr>
+        <w:t>offset</w:t>
+      </w:r>
+      <w:proofErr w:type="spellEnd"/>
+      <w:r>
+        <w:rPr>
+          <w:lang w:val="de-DE"/>
+        </w:rPr>
+        <w:t>=30/60/…. Was ihr gerade seht, ist unvollständig.</w:t>
+      </w:r>
+    </w:p>
+    <w:p>
+      <w:pPr>
+        <w:spacing w:after="0" w:line="252" w:lineRule="auto"/>
+        <w:rPr>
+          <w:lang w:val="de-DE"/>
+        </w:rPr>
+      </w:pPr>
+      <w:r>
+        <w:rPr>
+          <w:lang w:val="de-DE"/>
+        </w:rPr>
+        <w:t>4. Spaltennamen bei den meisten Bereichen. </w:t>
+      </w:r>
+      <w:proofErr w:type="spellStart"/>
+      <w:r>
+        <w:rPr>
+          <w:lang w:val="de-DE"/>
+        </w:rPr>
+        <w:t>klassen</w:t>
+      </w:r>
+      <w:proofErr w:type="spellEnd"/>
+      <w:r>
+        <w:rPr>
+          <w:lang w:val="de-DE"/>
+        </w:rPr>
+        <w:t xml:space="preserve"> ist sauber benannt (weil über die JSON-Schnittstelle gelesen), alle anderen liefern c00–c04. </w:t>
+      </w:r>
+      <w:proofErr w:type="gramStart"/>
+      <w:r>
+        <w:rPr>
+          <w:lang w:val="de-DE"/>
+        </w:rPr>
+        <w:t>Inhaltlich</w:t>
+      </w:r>
+      <w:proofErr w:type="gramEnd"/>
+      <w:r>
+        <w:rPr>
+          <w:lang w:val="de-DE"/>
+        </w:rPr>
+        <w:t xml:space="preserve"> korrekt, aber in </w:t>
+      </w:r>
+      <w:proofErr w:type="spellStart"/>
+      <w:r>
+        <w:rPr>
+          <w:lang w:val="de-DE"/>
+        </w:rPr>
+        <w:t>Zapier</w:t>
+      </w:r>
+      <w:proofErr w:type="spellEnd"/>
+      <w:r>
+        <w:rPr>
+          <w:lang w:val="de-DE"/>
+        </w:rPr>
+        <w:t xml:space="preserve"> schlecht benutzbar.</w:t>
+      </w:r>
+    </w:p>
+    <w:p>
+      <w:pPr>
+        <w:spacing w:after="0" w:line="252" w:lineRule="auto"/>
+        <w:rPr>
+          <w:lang w:val="de-DE"/>
+        </w:rPr>
+      </w:pPr>
+      <w:r>
+        <w:rPr>
+          <w:lang w:val="de-DE"/>
+        </w:rPr>
+        <w:t>5. Standortfilter fehlt. Raubling (1734), Rosenheim (273), Stephanskirchen (1474) — ohne den Filter liefert MATOOL „alle Schulen" und die Zahlen sind nicht pro Standort trennbar.</w:t>
+      </w:r>
+    </w:p>
+    <w:p>
+      <w:pPr>
+        <w:spacing w:after="0" w:line="252" w:lineRule="auto"/>
+        <w:rPr>
+          <w:lang w:val="de-DE"/>
+        </w:rPr>
+      </w:pPr>
+      <w:r>
+        <w:rPr>
+          <w:lang w:val="de-DE"/>
+        </w:rPr>
+        <w:t>6. Zwei Bereiche noch nicht angeschlossen: berichte und </w:t>
+      </w:r>
+      <w:proofErr w:type="spellStart"/>
+      <w:r>
+        <w:rPr>
+          <w:lang w:val="de-DE"/>
+        </w:rPr>
+        <w:t>telemetrie</w:t>
+      </w:r>
+      <w:proofErr w:type="spellEnd"/>
+      <w:r>
+        <w:rPr>
+          <w:lang w:val="de-DE"/>
+        </w:rPr>
+        <w:t>. Beide brauchen wie </w:t>
+      </w:r>
+      <w:proofErr w:type="spellStart"/>
+      <w:r>
+        <w:rPr>
+          <w:lang w:val="de-DE"/>
+        </w:rPr>
+        <w:t>klassen</w:t>
+      </w:r>
+      <w:proofErr w:type="spellEnd"/>
+      <w:r>
+        <w:rPr>
+          <w:lang w:val="de-DE"/>
+        </w:rPr>
+        <w:t> den JSON-Weg, nicht das HTML.</w:t>
+      </w:r>
+    </w:p>
+    <w:p>
+      <w:pPr>
+        <w:spacing w:after="0" w:line="252" w:lineRule="auto"/>
+        <w:rPr>
+          <w:b/>
+          <w:bCs/>
+          <w:lang w:val="de-DE"/>
+        </w:rPr>
+      </w:pPr>
+      <w:proofErr w:type="spellStart"/>
+      <w:r>
+        <w:rPr>
+          <w:b/>
+          <w:bCs/>
+          <w:lang w:val="de-DE"/>
+        </w:rPr>
+        <w:t>Zapier</w:t>
+      </w:r>
+      <w:proofErr w:type="spellEnd"/>
+    </w:p>
+    <w:p>
+      <w:pPr>
+        <w:spacing w:after="0" w:line="252" w:lineRule="auto"/>
+        <w:rPr>
+          <w:lang w:val="de-DE"/>
+        </w:rPr>
+      </w:pPr>
+      <w:r>
+        <w:rPr>
+          <w:lang w:val="de-DE"/>
+        </w:rPr>
+        <w:t>7. Verbindung real testen. Die Abholschnittstelle und der Polling-Trigger stehen, sind aber noch nie mit einem echten </w:t>
+      </w:r>
+      <w:proofErr w:type="spellStart"/>
+      <w:r>
+        <w:rPr>
+          <w:lang w:val="de-DE"/>
+        </w:rPr>
+        <w:t>Zap</w:t>
+      </w:r>
+      <w:proofErr w:type="spellEnd"/>
+      <w:r>
+        <w:rPr>
+          <w:lang w:val="de-DE"/>
+        </w:rPr>
+        <w:t> verbunden gewesen.</w:t>
+      </w:r>
+    </w:p>
+    <w:p>
+      <w:pPr>
+        <w:spacing w:after="0" w:line="252" w:lineRule="auto"/>
+        <w:rPr>
+          <w:b/>
+          <w:bCs/>
+          <w:lang w:val="de-DE"/>
+        </w:rPr>
+      </w:pPr>
+      <w:r>
+        <w:rPr>
+          <w:b/>
+          <w:bCs/>
+          <w:lang w:val="de-DE"/>
+        </w:rPr>
+        <w:t>Betrieb</w:t>
+      </w:r>
+    </w:p>
+    <w:p>
+      <w:pPr>
+        <w:spacing w:after="0" w:line="252" w:lineRule="auto"/>
+        <w:rPr>
+          <w:lang w:val="de-DE"/>
+        </w:rPr>
+      </w:pPr>
+      <w:r>
+        <w:rPr>
+          <w:lang w:val="de-DE"/>
+        </w:rPr>
+        <w:t>8. Einen ganzen Arbeitstag beobachten — laufen wirklich alle Stundenläufe zwischen 9 und 19 Uhr durch?</w:t>
+      </w:r>
+    </w:p>
+    <w:p>
+      <w:pPr>
+        <w:spacing w:after="0" w:line="252" w:lineRule="auto"/>
+        <w:rPr>
+          <w:lang w:val="de-DE"/>
+        </w:rPr>
+      </w:pPr>
+      <w:r>
+        <w:rPr>
+          <w:lang w:val="de-DE"/>
+        </w:rPr>
+        <w:t>9. Fehler sichtbar machen. Aktuell muss man in die Datenbank schauen, um zu sehen, dass ein Bereich gescheitert ist.</w:t>
+      </w:r>
+    </w:p>
+    <w:p>
+      <w:pPr>
+        <w:spacing w:after="0" w:line="252" w:lineRule="auto"/>
+        <w:rPr>
+          <w:lang w:val="de-DE"/>
+        </w:rPr>
+      </w:pPr>
+      <w:r>
+        <w:rPr>
+          <w:lang w:val="de-DE"/>
+        </w:rPr>
+        <w:t>10. Vor Echtdaten: PUBLIC_DASHBOARD_PLAINTEXT zurück auf </w:t>
+      </w:r>
+      <w:proofErr w:type="spellStart"/>
+      <w:r>
+        <w:rPr>
+          <w:lang w:val="de-DE"/>
+        </w:rPr>
+        <w:t>false</w:t>
+      </w:r>
+      <w:proofErr w:type="spellEnd"/>
+      <w:r>
+        <w:rPr>
+          <w:lang w:val="de-DE"/>
+        </w:rPr>
+        <w:t>, Cloudflare Access einrichten, getrennte Produktionsumgebung.</w:t>
+      </w:r>
+    </w:p>
+    <w:p>
+      <w:pPr>
+        <w:spacing w:after="0" w:line="252" w:lineRule="auto"/>
+      </w:pPr>
     </w:p>
     <w:sectPr>
       <w:headerReference w:type="default" r:id="rId11"/>
@@ -1881,12 +2493,21 @@
     <w:pPr>
       <w:pStyle w:val="Fuzeile"/>
     </w:pPr>
+    <w:proofErr w:type="gramStart"/>
     <w:r>
       <w:rPr>
         <w:color w:val="5B6573"/>
         <w:sz w:val="17"/>
       </w:rPr>
-      <w:t>Intern  |  Stand 10.08.2026</w:t>
+      <w:t>Intern  |</w:t>
+    </w:r>
+    <w:proofErr w:type="gramEnd"/>
+    <w:r>
+      <w:rPr>
+        <w:color w:val="5B6573"/>
+        <w:sz w:val="17"/>
+      </w:rPr>
+      <w:t xml:space="preserve">  Stand 10.08.2026</w:t>
     </w:r>
     <w:r>
       <w:rPr>
@@ -1894,7 +2515,22 @@
         <w:sz w:val="17"/>
       </w:rPr>
       <w:tab/>
-      <w:t xml:space="preserve">Seite </w:t>
+    </w:r>
+    <w:proofErr w:type="spellStart"/>
+    <w:r>
+      <w:rPr>
+        <w:color w:val="5B6573"/>
+        <w:sz w:val="17"/>
+      </w:rPr>
+      <w:t>Seite</w:t>
+    </w:r>
+    <w:proofErr w:type="spellEnd"/>
+    <w:r>
+      <w:rPr>
+        <w:color w:val="5B6573"/>
+        <w:sz w:val="17"/>
+      </w:rPr>
+      <w:t xml:space="preserve"> </w:t>
     </w:r>
     <w:r>
       <w:fldChar w:fldCharType="begin"/>
@@ -1952,13 +2588,51 @@
     <w:pPr>
       <w:pStyle w:val="Kopfzeile"/>
     </w:pPr>
+    <w:proofErr w:type="spellStart"/>
     <w:r>
       <w:rPr>
         <w:b/>
         <w:color w:val="5B6573"/>
         <w:sz w:val="17"/>
       </w:rPr>
-      <w:t>KwonRo Sportschule  |  MATOOL Middleware Hub</w:t>
+      <w:t>KwonRo</w:t>
+    </w:r>
+    <w:proofErr w:type="spellEnd"/>
+    <w:r>
+      <w:rPr>
+        <w:b/>
+        <w:color w:val="5B6573"/>
+        <w:sz w:val="17"/>
+      </w:rPr>
+      <w:t xml:space="preserve"> </w:t>
+    </w:r>
+    <w:proofErr w:type="spellStart"/>
+    <w:proofErr w:type="gramStart"/>
+    <w:r>
+      <w:rPr>
+        <w:b/>
+        <w:color w:val="5B6573"/>
+        <w:sz w:val="17"/>
+      </w:rPr>
+      <w:t>Sportschule</w:t>
+    </w:r>
+    <w:proofErr w:type="spellEnd"/>
+    <w:r>
+      <w:rPr>
+        <w:b/>
+        <w:color w:val="5B6573"/>
+        <w:sz w:val="17"/>
+      </w:rPr>
+      <w:t xml:space="preserve">  |</w:t>
+    </w:r>
+    <w:proofErr w:type="gramEnd"/>
+    <w:r>
+      <w:rPr>
+        <w:b/>
+        <w:color w:val="5B6573"/>
+        <w:sz w:val="17"/>
+      </w:rPr>
+      <w:t xml:space="preserve">  MATOOL Middleware Hub</w:t>
     </w:r>
   </w:p>
 </w:hdr>
@@ -2132,6 +2806,155 @@
     </w:lvl>
   </w:abstractNum>
   <w:abstractNum w:abstractNumId="9" w15:restartNumberingAfterBreak="0">
+    <w:nsid w:val="05472508"/>
+    <w:multiLevelType w:val="multilevel"/>
+    <w:tmpl w:val="9F1A56CE"/>
+    <w:lvl w:ilvl="0">
+      <w:start w:val="1"/>
+      <w:numFmt w:val="bullet"/>
+      <w:lvlText w:val=""/>
+      <w:lvlJc w:val="left"/>
+      <w:pPr>
+        <w:tabs>
+          <w:tab w:val="num" w:pos="720"/>
+        </w:tabs>
+        <w:ind w:left="720" w:hanging="360"/>
+      </w:pPr>
+      <w:rPr>
+        <w:rFonts w:ascii="Symbol" w:hAnsi="Symbol" w:hint="default"/>
+        <w:sz w:val="20"/>
+      </w:rPr>
+    </w:lvl>
+    <w:lvl w:ilvl="1" w:tentative="1">
+      <w:start w:val="1"/>
+      <w:numFmt w:val="bullet"/>
+      <w:lvlText w:val="o"/>
+      <w:lvlJc w:val="left"/>
+      <w:pPr>
+        <w:tabs>
+          <w:tab w:val="num" w:pos="1440"/>
+        </w:tabs>
+        <w:ind w:left="1440" w:hanging="360"/>
+      </w:pPr>
+      <w:rPr>
+        <w:rFonts w:ascii="Courier New" w:hAnsi="Courier New" w:hint="default"/>
+        <w:sz w:val="20"/>
+      </w:rPr>
+    </w:lvl>
+    <w:lvl w:ilvl="2" w:tentative="1">
+      <w:start w:val="1"/>
+      <w:numFmt w:val="bullet"/>
+      <w:lvlText w:val=""/>
+      <w:lvlJc w:val="left"/>
+      <w:pPr>
+        <w:tabs>
+          <w:tab w:val="num" w:pos="2160"/>
+        </w:tabs>
+        <w:ind w:left="2160" w:hanging="360"/>
+      </w:pPr>
+      <w:rPr>
+        <w:rFonts w:ascii="Wingdings" w:hAnsi="Wingdings" w:hint="default"/>
+        <w:sz w:val="20"/>
+      </w:rPr>
+    </w:lvl>
+    <w:lvl w:ilvl="3" w:tentative="1">
+      <w:start w:val="1"/>
+      <w:numFmt w:val="bullet"/>
+      <w:lvlText w:val=""/>
+      <w:lvlJc w:val="left"/>
+      <w:pPr>
+        <w:tabs>
+          <w:tab w:val="num" w:pos="2880"/>
+        </w:tabs>
+        <w:ind w:left="2880" w:hanging="360"/>
+      </w:pPr>
+      <w:rPr>
+        <w:rFonts w:ascii="Wingdings" w:hAnsi="Wingdings" w:hint="default"/>
+        <w:sz w:val="20"/>
+      </w:rPr>
+    </w:lvl>
+    <w:lvl w:ilvl="4" w:tentative="1">
+      <w:start w:val="1"/>
+      <w:numFmt w:val="bullet"/>
+      <w:lvlText w:val=""/>
+      <w:lvlJc w:val="left"/>
+      <w:pPr>
+        <w:tabs>
+          <w:tab w:val="num" w:pos="3600"/>
+        </w:tabs>
+        <w:ind w:left="3600" w:hanging="360"/>
+      </w:pPr>
+      <w:rPr>
+        <w:rFonts w:ascii="Wingdings" w:hAnsi="Wingdings" w:hint="default"/>
+        <w:sz w:val="20"/>
+      </w:rPr>
+    </w:lvl>
+    <w:lvl w:ilvl="5" w:tentative="1">
+      <w:start w:val="1"/>
+      <w:numFmt w:val="bullet"/>
+      <w:lvlText w:val=""/>
+      <w:lvlJc w:val="left"/>
+      <w:pPr>
+        <w:tabs>
+          <w:tab w:val="num" w:pos="4320"/>
+        </w:tabs>
+        <w:ind w:left="4320" w:hanging="360"/>
+      </w:pPr>
+      <w:rPr>
+        <w:rFonts w:ascii="Wingdings" w:hAnsi="Wingdings" w:hint="default"/>
+        <w:sz w:val="20"/>
+      </w:rPr>
+    </w:lvl>
+    <w:lvl w:ilvl="6" w:tentative="1">
+      <w:start w:val="1"/>
+      <w:numFmt w:val="bullet"/>
+      <w:lvlText w:val=""/>
+      <w:lvlJc w:val="left"/>
+      <w:pPr>
+        <w:tabs>
+          <w:tab w:val="num" w:pos="5040"/>
+        </w:tabs>
+        <w:ind w:left="5040" w:hanging="360"/>
+      </w:pPr>
+      <w:rPr>
+        <w:rFonts w:ascii="Wingdings" w:hAnsi="Wingdings" w:hint="default"/>
+        <w:sz w:val="20"/>
+      </w:rPr>
+    </w:lvl>
+    <w:lvl w:ilvl="7" w:tentative="1">
+      <w:start w:val="1"/>
+      <w:numFmt w:val="bullet"/>
+      <w:lvlText w:val=""/>
+      <w:lvlJc w:val="left"/>
+      <w:pPr>
+        <w:tabs>
+          <w:tab w:val="num" w:pos="5760"/>
+        </w:tabs>
+        <w:ind w:left="5760" w:hanging="360"/>
+      </w:pPr>
+      <w:rPr>
+        <w:rFonts w:ascii="Wingdings" w:hAnsi="Wingdings" w:hint="default"/>
+        <w:sz w:val="20"/>
+      </w:rPr>
+    </w:lvl>
+    <w:lvl w:ilvl="8" w:tentative="1">
+      <w:start w:val="1"/>
+      <w:numFmt w:val="bullet"/>
+      <w:lvlText w:val=""/>
+      <w:lvlJc w:val="left"/>
+      <w:pPr>
+        <w:tabs>
+          <w:tab w:val="num" w:pos="6480"/>
+        </w:tabs>
+        <w:ind w:left="6480" w:hanging="360"/>
+      </w:pPr>
+      <w:rPr>
+        <w:rFonts w:ascii="Wingdings" w:hAnsi="Wingdings" w:hint="default"/>
+        <w:sz w:val="20"/>
+      </w:rPr>
+    </w:lvl>
+  </w:abstractNum>
+  <w:abstractNum w:abstractNumId="10" w15:restartNumberingAfterBreak="0">
     <w:nsid w:val="0EE808DD"/>
     <w:multiLevelType w:val="singleLevel"/>
     <w:tmpl w:val="64C68BE2"/>
@@ -2149,7 +2972,7 @@
       </w:pPr>
     </w:lvl>
   </w:abstractNum>
-  <w:abstractNum w:abstractNumId="10" w15:restartNumberingAfterBreak="0">
+  <w:abstractNum w:abstractNumId="11" w15:restartNumberingAfterBreak="0">
     <w:nsid w:val="3FBC47D3"/>
     <w:multiLevelType w:val="singleLevel"/>
     <w:tmpl w:val="51BE68D4"/>
@@ -2169,7 +2992,10 @@
     </w:lvl>
   </w:abstractNum>
   <w:num w:numId="1" w16cid:durableId="40984386">
-    <w:abstractNumId w:val="10"/>
+    <w:abstractNumId w:val="11"/>
+  </w:num>
+  <w:num w:numId="2" w16cid:durableId="1342121620">
+    <w:abstractNumId w:val="9"/>
   </w:num>
 </w:numbering>
 </file>
@@ -2785,7 +3611,6 @@
   <w:style w:type="character" w:default="1" w:styleId="Absatz-Standardschriftart">
     <w:name w:val="Default Paragraph Font"/>
     <w:uiPriority w:val="1"/>
-    <w:semiHidden/>
     <w:unhideWhenUsed/>
   </w:style>
   <w:style w:type="table" w:default="1" w:styleId="NormaleTabelle">

--- a/docs/MATOOL-Middleware-Hub_Status-und-Freigabe.docx
+++ b/docs/MATOOL-Middleware-Hub_Status-und-Freigabe.docx
@@ -14707,10 +14707,243 @@
 <b:Sources xmlns:b="http://schemas.openxmlformats.org/officeDocument/2006/bibliography" xmlns="http://schemas.openxmlformats.org/officeDocument/2006/bibliography" SelectedStyle="/APA.XSL" StyleName="APA"/>
 </file>
 
+<file path=customXml/item2.xml><?xml version="1.0" encoding="utf-8"?>
+<ct:contentTypeSchema xmlns:ct="http://schemas.microsoft.com/office/2006/metadata/contentType" xmlns:ma="http://schemas.microsoft.com/office/2006/metadata/properties/metaAttributes" ct:_="" ma:_="" ma:contentTypeName="Dokument" ma:contentTypeID="0x010100A48AA419E826F6429691F8CF586564B4" ma:contentTypeVersion="12" ma:contentTypeDescription="Ein neues Dokument erstellen." ma:contentTypeScope="" ma:versionID="1fe7f99d911994d90b189f7fc6bd518b">
+  <xsd:schema xmlns:xsd="http://www.w3.org/2001/XMLSchema" xmlns:xs="http://www.w3.org/2001/XMLSchema" xmlns:p="http://schemas.microsoft.com/office/2006/metadata/properties" xmlns:ns2="c1275ef9-1c4c-4856-9215-93921ae082fa" xmlns:ns3="03264bd9-26d0-4d28-9981-51ac94a4e1aa" targetNamespace="http://schemas.microsoft.com/office/2006/metadata/properties" ma:root="true" ma:fieldsID="c29465c3a4bb15777985063e9ef1f50b" ns2:_="" ns3:_="">
+    <xsd:import namespace="c1275ef9-1c4c-4856-9215-93921ae082fa"/>
+    <xsd:import namespace="03264bd9-26d0-4d28-9981-51ac94a4e1aa"/>
+    <xsd:element name="properties">
+      <xsd:complexType>
+        <xsd:sequence>
+          <xsd:element name="documentManagement">
+            <xsd:complexType>
+              <xsd:all>
+                <xsd:element ref="ns2:MediaServiceMetadata" minOccurs="0"/>
+                <xsd:element ref="ns2:MediaServiceFastMetadata" minOccurs="0"/>
+                <xsd:element ref="ns2:MediaServiceSearchProperties" minOccurs="0"/>
+                <xsd:element ref="ns2:MediaServiceDateTaken" minOccurs="0"/>
+                <xsd:element ref="ns2:MediaServiceGenerationTime" minOccurs="0"/>
+                <xsd:element ref="ns2:MediaServiceEventHashCode" minOccurs="0"/>
+                <xsd:element ref="ns2:MediaLengthInSeconds" minOccurs="0"/>
+                <xsd:element ref="ns2:lcf76f155ced4ddcb4097134ff3c332f" minOccurs="0"/>
+                <xsd:element ref="ns3:TaxCatchAll" minOccurs="0"/>
+                <xsd:element ref="ns2:MediaServiceOCR" minOccurs="0"/>
+                <xsd:element ref="ns2:MediaServiceLocation" minOccurs="0"/>
+              </xsd:all>
+            </xsd:complexType>
+          </xsd:element>
+        </xsd:sequence>
+      </xsd:complexType>
+    </xsd:element>
+  </xsd:schema>
+  <xsd:schema xmlns:xsd="http://www.w3.org/2001/XMLSchema" xmlns:xs="http://www.w3.org/2001/XMLSchema" xmlns:dms="http://schemas.microsoft.com/office/2006/documentManagement/types" xmlns:pc="http://schemas.microsoft.com/office/infopath/2007/PartnerControls" targetNamespace="c1275ef9-1c4c-4856-9215-93921ae082fa" elementFormDefault="qualified">
+    <xsd:import namespace="http://schemas.microsoft.com/office/2006/documentManagement/types"/>
+    <xsd:import namespace="http://schemas.microsoft.com/office/infopath/2007/PartnerControls"/>
+    <xsd:element name="MediaServiceMetadata" ma:index="8" nillable="true" ma:displayName="MediaServiceMetadata" ma:hidden="true" ma:internalName="MediaServiceMetadata" ma:readOnly="true">
+      <xsd:simpleType>
+        <xsd:restriction base="dms:Note"/>
+      </xsd:simpleType>
+    </xsd:element>
+    <xsd:element name="MediaServiceFastMetadata" ma:index="9" nillable="true" ma:displayName="MediaServiceFastMetadata" ma:hidden="true" ma:internalName="MediaServiceFastMetadata" ma:readOnly="true">
+      <xsd:simpleType>
+        <xsd:restriction base="dms:Note"/>
+      </xsd:simpleType>
+    </xsd:element>
+    <xsd:element name="MediaServiceSearchProperties" ma:index="10" nillable="true" ma:displayName="MediaServiceSearchProperties" ma:hidden="true" ma:internalName="MediaServiceSearchProperties" ma:readOnly="true">
+      <xsd:simpleType>
+        <xsd:restriction base="dms:Note"/>
+      </xsd:simpleType>
+    </xsd:element>
+    <xsd:element name="MediaServiceDateTaken" ma:index="11" nillable="true" ma:displayName="MediaServiceDateTaken" ma:hidden="true" ma:indexed="true" ma:internalName="MediaServiceDateTaken" ma:readOnly="true">
+      <xsd:simpleType>
+        <xsd:restriction base="dms:Text"/>
+      </xsd:simpleType>
+    </xsd:element>
+    <xsd:element name="MediaServiceGenerationTime" ma:index="12" nillable="true" ma:displayName="MediaServiceGenerationTime" ma:hidden="true" ma:internalName="MediaServiceGenerationTime" ma:readOnly="true">
+      <xsd:simpleType>
+        <xsd:restriction base="dms:Text"/>
+      </xsd:simpleType>
+    </xsd:element>
+    <xsd:element name="MediaServiceEventHashCode" ma:index="13" nillable="true" ma:displayName="MediaServiceEventHashCode" ma:hidden="true" ma:internalName="MediaServiceEventHashCode" ma:readOnly="true">
+      <xsd:simpleType>
+        <xsd:restriction base="dms:Text"/>
+      </xsd:simpleType>
+    </xsd:element>
+    <xsd:element name="MediaLengthInSeconds" ma:index="14" nillable="true" ma:displayName="MediaLengthInSeconds" ma:hidden="true" ma:internalName="MediaLengthInSeconds" ma:readOnly="true">
+      <xsd:simpleType>
+        <xsd:restriction base="dms:Unknown"/>
+      </xsd:simpleType>
+    </xsd:element>
+    <xsd:element name="lcf76f155ced4ddcb4097134ff3c332f" ma:index="16" nillable="true" ma:taxonomy="true" ma:internalName="lcf76f155ced4ddcb4097134ff3c332f" ma:taxonomyFieldName="MediaServiceImageTags" ma:displayName="Bildmarkierungen" ma:readOnly="false" ma:fieldId="{5cf76f15-5ced-4ddc-b409-7134ff3c332f}" ma:taxonomyMulti="true" ma:sspId="2ae6426e-b5db-4517-ad95-9baff3fc222b" ma:termSetId="09814cd3-568e-fe90-9814-8d621ff8fb84" ma:anchorId="fba54fb3-c3e1-fe81-a776-ca4b69148c4d" ma:open="true" ma:isKeyword="false">
+      <xsd:complexType>
+        <xsd:sequence>
+          <xsd:element ref="pc:Terms" minOccurs="0" maxOccurs="1"/>
+        </xsd:sequence>
+      </xsd:complexType>
+    </xsd:element>
+    <xsd:element name="MediaServiceOCR" ma:index="18" nillable="true" ma:displayName="Extracted Text" ma:internalName="MediaServiceOCR" ma:readOnly="true">
+      <xsd:simpleType>
+        <xsd:restriction base="dms:Note">
+          <xsd:maxLength value="255"/>
+        </xsd:restriction>
+      </xsd:simpleType>
+    </xsd:element>
+    <xsd:element name="MediaServiceLocation" ma:index="19" nillable="true" ma:displayName="Location" ma:indexed="true" ma:internalName="MediaServiceLocation" ma:readOnly="true">
+      <xsd:simpleType>
+        <xsd:restriction base="dms:Text"/>
+      </xsd:simpleType>
+    </xsd:element>
+  </xsd:schema>
+  <xsd:schema xmlns:xsd="http://www.w3.org/2001/XMLSchema" xmlns:xs="http://www.w3.org/2001/XMLSchema" xmlns:dms="http://schemas.microsoft.com/office/2006/documentManagement/types" xmlns:pc="http://schemas.microsoft.com/office/infopath/2007/PartnerControls" targetNamespace="03264bd9-26d0-4d28-9981-51ac94a4e1aa" elementFormDefault="qualified">
+    <xsd:import namespace="http://schemas.microsoft.com/office/2006/documentManagement/types"/>
+    <xsd:import namespace="http://schemas.microsoft.com/office/infopath/2007/PartnerControls"/>
+    <xsd:element name="TaxCatchAll" ma:index="17" nillable="true" ma:displayName="Taxonomy Catch All Column" ma:hidden="true" ma:list="{412afaaa-e3f8-4002-bc4a-267aaaad6b9a}" ma:internalName="TaxCatchAll" ma:showField="CatchAllData" ma:web="03264bd9-26d0-4d28-9981-51ac94a4e1aa">
+      <xsd:complexType>
+        <xsd:complexContent>
+          <xsd:extension base="dms:MultiChoiceLookup">
+            <xsd:sequence>
+              <xsd:element name="Value" type="dms:Lookup" maxOccurs="unbounded" minOccurs="0" nillable="true"/>
+            </xsd:sequence>
+          </xsd:extension>
+        </xsd:complexContent>
+      </xsd:complexType>
+    </xsd:element>
+  </xsd:schema>
+  <xsd:schema xmlns="http://schemas.openxmlformats.org/package/2006/metadata/core-properties" xmlns:xsd="http://www.w3.org/2001/XMLSchema" xmlns:xsi="http://www.w3.org/2001/XMLSchema-instance" xmlns:dc="http://purl.org/dc/elements/1.1/" xmlns:dcterms="http://purl.org/dc/terms/" xmlns:odoc="http://schemas.microsoft.com/internal/obd" targetNamespace="http://schemas.openxmlformats.org/package/2006/metadata/core-properties" elementFormDefault="qualified" attributeFormDefault="unqualified" blockDefault="#all">
+    <xsd:import namespace="http://purl.org/dc/elements/1.1/" schemaLocation="http://dublincore.org/schemas/xmls/qdc/2003/04/02/dc.xsd"/>
+    <xsd:import namespace="http://purl.org/dc/terms/" schemaLocation="http://dublincore.org/schemas/xmls/qdc/2003/04/02/dcterms.xsd"/>
+    <xsd:element name="coreProperties" type="CT_coreProperties"/>
+    <xsd:complexType name="CT_coreProperties">
+      <xsd:all>
+        <xsd:element ref="dc:creator" minOccurs="0" maxOccurs="1"/>
+        <xsd:element ref="dcterms:created" minOccurs="0" maxOccurs="1"/>
+        <xsd:element ref="dc:identifier" minOccurs="0" maxOccurs="1"/>
+        <xsd:element name="contentType" minOccurs="0" maxOccurs="1" type="xsd:string" ma:index="0" ma:displayName="Inhaltstyp"/>
+        <xsd:element ref="dc:title" minOccurs="0" maxOccurs="1" ma:index="4" ma:displayName="Titel"/>
+        <xsd:element ref="dc:subject" minOccurs="0" maxOccurs="1"/>
+        <xsd:element ref="dc:description" minOccurs="0" maxOccurs="1"/>
+        <xsd:element name="keywords" minOccurs="0" maxOccurs="1" type="xsd:string"/>
+        <xsd:element ref="dc:language" minOccurs="0" maxOccurs="1"/>
+        <xsd:element name="category" minOccurs="0" maxOccurs="1" type="xsd:string"/>
+        <xsd:element name="version" minOccurs="0" maxOccurs="1" type="xsd:string"/>
+        <xsd:element name="revision" minOccurs="0" maxOccurs="1" type="xsd:string">
+          <xsd:annotation>
+            <xsd:documentation>
+                        This value indicates the number of saves or revisions. The application is responsible for updating this value after each revision.
+                    </xsd:documentation>
+          </xsd:annotation>
+        </xsd:element>
+        <xsd:element name="lastModifiedBy" minOccurs="0" maxOccurs="1" type="xsd:string"/>
+        <xsd:element ref="dcterms:modified" minOccurs="0" maxOccurs="1"/>
+        <xsd:element name="contentStatus" minOccurs="0" maxOccurs="1" type="xsd:string"/>
+      </xsd:all>
+    </xsd:complexType>
+  </xsd:schema>
+  <xs:schema xmlns:pc="http://schemas.microsoft.com/office/infopath/2007/PartnerControls" xmlns:xs="http://www.w3.org/2001/XMLSchema" targetNamespace="http://schemas.microsoft.com/office/infopath/2007/PartnerControls" elementFormDefault="qualified" attributeFormDefault="unqualified">
+    <xs:element name="Person">
+      <xs:complexType>
+        <xs:sequence>
+          <xs:element ref="pc:DisplayName" minOccurs="0"/>
+          <xs:element ref="pc:AccountId" minOccurs="0"/>
+          <xs:element ref="pc:AccountType" minOccurs="0"/>
+        </xs:sequence>
+      </xs:complexType>
+    </xs:element>
+    <xs:element name="DisplayName" type="xs:string"/>
+    <xs:element name="AccountId" type="xs:string"/>
+    <xs:element name="AccountType" type="xs:string"/>
+    <xs:element name="BDCAssociatedEntity">
+      <xs:complexType>
+        <xs:sequence>
+          <xs:element ref="pc:BDCEntity" minOccurs="0" maxOccurs="unbounded"/>
+        </xs:sequence>
+        <xs:attribute ref="pc:EntityNamespace"/>
+        <xs:attribute ref="pc:EntityName"/>
+        <xs:attribute ref="pc:SystemInstanceName"/>
+        <xs:attribute ref="pc:AssociationName"/>
+      </xs:complexType>
+    </xs:element>
+    <xs:attribute name="EntityNamespace" type="xs:string"/>
+    <xs:attribute name="EntityName" type="xs:string"/>
+    <xs:attribute name="SystemInstanceName" type="xs:string"/>
+    <xs:attribute name="AssociationName" type="xs:string"/>
+    <xs:element name="BDCEntity">
+      <xs:complexType>
+        <xs:sequence>
+          <xs:element ref="pc:EntityDisplayName" minOccurs="0"/>
+          <xs:element ref="pc:EntityInstanceReference" minOccurs="0"/>
+          <xs:element ref="pc:EntityId1" minOccurs="0"/>
+          <xs:element ref="pc:EntityId2" minOccurs="0"/>
+          <xs:element ref="pc:EntityId3" minOccurs="0"/>
+          <xs:element ref="pc:EntityId4" minOccurs="0"/>
+          <xs:element ref="pc:EntityId5" minOccurs="0"/>
+        </xs:sequence>
+      </xs:complexType>
+    </xs:element>
+    <xs:element name="EntityDisplayName" type="xs:string"/>
+    <xs:element name="EntityInstanceReference" type="xs:string"/>
+    <xs:element name="EntityId1" type="xs:string"/>
+    <xs:element name="EntityId2" type="xs:string"/>
+    <xs:element name="EntityId3" type="xs:string"/>
+    <xs:element name="EntityId4" type="xs:string"/>
+    <xs:element name="EntityId5" type="xs:string"/>
+    <xs:element name="Terms">
+      <xs:complexType>
+        <xs:sequence>
+          <xs:element ref="pc:TermInfo" minOccurs="0" maxOccurs="unbounded"/>
+        </xs:sequence>
+      </xs:complexType>
+    </xs:element>
+    <xs:element name="TermInfo">
+      <xs:complexType>
+        <xs:sequence>
+          <xs:element ref="pc:TermName" minOccurs="0"/>
+          <xs:element ref="pc:TermId" minOccurs="0"/>
+        </xs:sequence>
+      </xs:complexType>
+    </xs:element>
+    <xs:element name="TermName" type="xs:string"/>
+    <xs:element name="TermId" type="xs:string"/>
+  </xs:schema>
+</ct:contentTypeSchema>
+</file>
+
+<file path=customXml/item3.xml><?xml version="1.0" encoding="utf-8"?>
+<?mso-contentType ?>
+<FormTemplates xmlns="http://schemas.microsoft.com/sharepoint/v3/contenttype/forms">
+  <Display>DocumentLibraryForm</Display>
+  <Edit>DocumentLibraryForm</Edit>
+  <New>DocumentLibraryForm</New>
+</FormTemplates>
+</file>
+
+<file path=customXml/item4.xml><?xml version="1.0" encoding="utf-8"?>
+<p:properties xmlns:p="http://schemas.microsoft.com/office/2006/metadata/properties" xmlns:xsi="http://www.w3.org/2001/XMLSchema-instance" xmlns:pc="http://schemas.microsoft.com/office/infopath/2007/PartnerControls">
+  <documentManagement>
+    <TaxCatchAll xmlns="03264bd9-26d0-4d28-9981-51ac94a4e1aa" xsi:nil="true"/>
+    <lcf76f155ced4ddcb4097134ff3c332f xmlns="c1275ef9-1c4c-4856-9215-93921ae082fa">
+      <Terms xmlns="http://schemas.microsoft.com/office/infopath/2007/PartnerControls"/>
+    </lcf76f155ced4ddcb4097134ff3c332f>
+  </documentManagement>
+</p:properties>
+</file>
+
 <file path=customXml/itemProps1.xml><?xml version="1.0" encoding="utf-8"?>
 <ds:datastoreItem xmlns:ds="http://schemas.openxmlformats.org/officeDocument/2006/customXml" ds:itemID="{EF278816-EC6F-A645-907D-7F25AECB1D4A}">
   <ds:schemaRefs>
     <ds:schemaRef ds:uri="http://schemas.openxmlformats.org/officeDocument/2006/bibliography"/>
   </ds:schemaRefs>
 </ds:datastoreItem>
+</file>
+
+<file path=customXml/itemProps2.xml><?xml version="1.0" encoding="utf-8"?>
+<ds:datastoreItem xmlns:ds="http://schemas.openxmlformats.org/officeDocument/2006/customXml" ds:itemID="{F9EB859B-043A-4D53-B7ED-F2C6F8F505A1}"/>
+</file>
+
+<file path=customXml/itemProps3.xml><?xml version="1.0" encoding="utf-8"?>
+<ds:datastoreItem xmlns:ds="http://schemas.openxmlformats.org/officeDocument/2006/customXml" ds:itemID="{5A17C1A6-DE04-4171-9E44-2634366C41D0}"/>
+</file>
+
+<file path=customXml/itemProps4.xml><?xml version="1.0" encoding="utf-8"?>
+<ds:datastoreItem xmlns:ds="http://schemas.openxmlformats.org/officeDocument/2006/customXml" ds:itemID="{3EC246F6-9339-41A1-B27C-334B6534EA32}"/>
 </file>